--- a/derivate_tracing/foundation/Odts Worked Example And Verification.docx
+++ b/derivate_tracing/foundation/Odts Worked Example And Verification.docx
@@ -2,39 +2,46 @@
 <file path=word/document.xml><?xml version="1.0" encoding="utf-8"?>
 <w:document xmlns:w="http://schemas.openxmlformats.org/wordprocessingml/2006/main" xmlns:m="http://schemas.openxmlformats.org/officeDocument/2006/math" xmlns:r="http://schemas.openxmlformats.org/officeDocument/2006/relationships" xmlns:o="urn:schemas-microsoft-com:office:office" xmlns:v="urn:schemas-microsoft-com:vml" xmlns:w10="urn:schemas-microsoft-com:office:word" xmlns:a="http://schemas.openxmlformats.org/drawingml/2006/main" xmlns:pic="http://schemas.openxmlformats.org/drawingml/2006/picture" xmlns:wp="http://schemas.openxmlformats.org/drawingml/2006/wordprocessingDrawing">
   <w:body>
-    <w:bookmarkStart w:id="28" w:name="X9c711917e84ec5222ed6bf7e025b6c044ec3968"/>
+    <w:bookmarkStart w:id="28" w:name="obinexus-derivative-tracing-system-odts"/>
     <w:p>
       <w:pPr>
         <w:pStyle w:val="Heading1"/>
       </w:pPr>
       <w:r>
-        <w:t xml:space="preserve">OBINexus Derivative Tracing System — Worked Example &amp; Verification Scenario</w:t>
+        <w:t xml:space="preserve">OBINexus Derivative Tracing System (ODTS)</w:t>
+      </w:r>
+    </w:p>
+    <w:bookmarkStart w:id="27" w:name="minimal-insight-navigation-protocol"/>
+    <w:p>
+      <w:pPr>
+        <w:pStyle w:val="Heading2"/>
+      </w:pPr>
+      <w:r>
+        <w:t xml:space="preserve">Minimal Insight Navigation Protocol</w:t>
       </w:r>
     </w:p>
     <w:p>
       <w:pPr>
         <w:pStyle w:val="FirstParagraph"/>
       </w:pPr>
+      <w:r>
+        <w:t xml:space="preserve">This memo formalizes a</w:t>
+      </w:r>
+      <w:r>
+        <w:t xml:space="preserve"> </w:t>
+      </w:r>
       <w:r>
         <w:rPr>
           <w:b/>
           <w:bCs/>
         </w:rPr>
-        <w:t xml:space="preserve">Author:</w:t>
+        <w:t xml:space="preserve">bottom-up verification process</w:t>
       </w:r>
       <w:r>
         <w:t xml:space="preserve"> </w:t>
       </w:r>
       <w:r>
-        <w:t xml:space="preserve">generated for Nnamdi Michael Okpala — ODTS v1 (August 2025)</w:t>
-      </w:r>
-    </w:p>
-    <w:p>
-      <w:pPr>
-        <w:pStyle w:val="BodyText"/>
-      </w:pPr>
-      <w:r>
-        <w:t xml:space="preserve">This canvas contains a polished, rigorous worked example for the ODTS methodology, a formal verification protocol (pseudocode), numeric-validation checks, and notes for edge cases and extensions. Use this as the reference example you can paste into your paper or demo.</w:t>
+        <w:t xml:space="preserve">to trace the shortest-cost path to a valid derivative solution using ODTS principles.</w:t>
       </w:r>
     </w:p>
     <w:p>
@@ -44,72 +51,13 @@
         </w:pict>
       </w:r>
     </w:p>
-    <w:bookmarkStart w:id="20" w:name="problem-statement"/>
-    <w:p>
-      <w:pPr>
-        <w:pStyle w:val="Heading2"/>
-      </w:pPr>
-      <w:r>
-        <w:t xml:space="preserve">1. Problem statement</w:t>
-      </w:r>
-    </w:p>
-    <w:p>
-      <w:pPr>
-        <w:pStyle w:val="FirstParagraph"/>
-      </w:pPr>
-      <w:r>
-        <w:t xml:space="preserve">Compute successive derivatives of</w:t>
-      </w:r>
-    </w:p>
-    <w:p>
-      <w:pPr>
-        <w:pStyle w:val="BodyText"/>
-      </w:pPr>
-      <w:r>
-        <w:t xml:space="preserve">[ y(x)=5x</w:t>
-      </w:r>
-      <w:r>
-        <w:rPr>
-          <w:vertAlign w:val="superscript"/>
-        </w:rPr>
-        <w:t xml:space="preserve">3-2x</w:t>
-      </w:r>
-      <w:r>
-        <w:t xml:space="preserve">2-6, ]</w:t>
-      </w:r>
-      <w:r>
-        <w:t xml:space="preserve"> </w:t>
-      </w:r>
-      <w:r>
-        <w:t xml:space="preserve">and evaluate them at (x=34). Use ODTS verification checks and show arithmetic step-by-step.</w:t>
-      </w:r>
-    </w:p>
-    <w:p>
-      <w:r>
-        <w:pict>
-          <v:rect style="width:0;height:1.5pt" o:hralign="center" o:hrstd="t" o:hr="t"/>
-        </w:pict>
-      </w:r>
-    </w:p>
-    <w:bookmarkEnd w:id="20"/>
-    <w:bookmarkStart w:id="22" w:name="Xf9ab6ccff744c836a4edbf5d9f5bf1833d85212"/>
-    <w:p>
-      <w:pPr>
-        <w:pStyle w:val="Heading2"/>
-      </w:pPr>
-      <w:r>
-        <w:t xml:space="preserve">2. Symbolic derivative chain (operator notation)</w:t>
-      </w:r>
-    </w:p>
-    <w:p>
-      <w:pPr>
-        <w:pStyle w:val="FirstParagraph"/>
-      </w:pPr>
-      <w:r>
-        <w:t xml:space="preserve">Define the differentiation operator (D) by (D[f]=f’) and (D^n[f]=</w:t>
-      </w:r>
-      <w:r>
-        <w:t xml:space="preserve">).</w:t>
+    <w:bookmarkStart w:id="20" w:name="X8058a58bd04b16541e923e43134afc099a455bf"/>
+    <w:p>
+      <w:pPr>
+        <w:pStyle w:val="Heading3"/>
+      </w:pPr>
+      <w:r>
+        <w:t xml:space="preserve">Step 1: Define Cost Function (Minimal Effort Metric)</w:t>
       </w:r>
     </w:p>
     <w:p>
@@ -125,103 +73,29 @@
           <w:b/>
           <w:bCs/>
         </w:rPr>
-        <w:t xml:space="preserve">First derivative</w:t>
-      </w:r>
-    </w:p>
-    <w:p>
-      <w:pPr>
-        <w:pStyle w:val="FirstParagraph"/>
-      </w:pPr>
-      <w:r>
-        <w:t xml:space="preserve">[ D[y]=</w:t>
-      </w:r>
-      <w:r>
-        <w:t xml:space="preserve">=15x^2-4x.]</w:t>
-      </w:r>
-    </w:p>
-    <w:p>
-      <w:pPr>
-        <w:pStyle w:val="BodyText"/>
+        <w:t xml:space="preserve">Action cost</w:t>
+      </w:r>
+      <w:r>
+        <w:t xml:space="preserve">: each algebraic transformation (rule application, substitution, simplification).</w:t>
+      </w:r>
+    </w:p>
+    <w:p>
+      <w:pPr>
+        <w:pStyle w:val="Compact"/>
+        <w:numPr>
+          <w:ilvl w:val="0"/>
+          <w:numId w:val="1001"/>
+        </w:numPr>
       </w:pPr>
       <w:r>
         <w:rPr>
           <w:b/>
           <w:bCs/>
         </w:rPr>
-        <w:t xml:space="preserve">Arithmetic at (x=34)</w:t>
-      </w:r>
-      <w:r>
-        <w:t xml:space="preserve"> </w:t>
-      </w:r>
-      <w:r>
-        <w:t xml:space="preserve">(digit-by-digit):</w:t>
-      </w:r>
-      <w:r>
-        <w:t xml:space="preserve"> </w:t>
-      </w:r>
-      <w:r>
-        <w:t xml:space="preserve">- Compute (34^2=34</w:t>
-      </w:r>
-      <w:r>
-        <w:t xml:space="preserve">= (30+4)(30+4)=900+120+16=1156.)</w:t>
-      </w:r>
-      <w:r>
-        <w:t xml:space="preserve"> </w:t>
-      </w:r>
-      <w:r>
-        <w:t xml:space="preserve">- Compute (15</w:t>
-      </w:r>
-      <w:r>
-        <w:t xml:space="preserve"> </w:t>
-      </w:r>
-      <w:r>
-        <w:t xml:space="preserve">= 1156</w:t>
-      </w:r>
-      <w:r>
-        <w:t xml:space="preserve"> </w:t>
-      </w:r>
-      <w:r>
-        <w:t xml:space="preserve">+ 1156</w:t>
-      </w:r>
-      <w:r>
-        <w:t xml:space="preserve"> </w:t>
-      </w:r>
-      <w:r>
-        <w:t xml:space="preserve">= 11,560 + 5,780 = 17,340.)</w:t>
-      </w:r>
-      <w:r>
-        <w:t xml:space="preserve"> </w:t>
-      </w:r>
-      <w:r>
-        <w:t xml:space="preserve">- Compute (4</w:t>
-      </w:r>
-      <w:r>
-        <w:t xml:space="preserve">=136.)</w:t>
-      </w:r>
-      <w:r>
-        <w:t xml:space="preserve"> </w:t>
-      </w:r>
-      <w:r>
-        <w:t xml:space="preserve">- Subtract: (17,340 - 136 = 17,204.)</w:t>
-      </w:r>
-    </w:p>
-    <w:p>
-      <w:pPr>
-        <w:pStyle w:val="BodyText"/>
-      </w:pPr>
-      <w:r>
-        <w:t xml:space="preserve">So (D</w:t>
-      </w:r>
-      <w:hyperlink r:id="rId21">
-        <w:r>
-          <w:rPr>
-            <w:rStyle w:val="Hyperlink"/>
-          </w:rPr>
-          <w:t xml:space="preserve">y</w:t>
-        </w:r>
-      </w:hyperlink>
-      <w:r>
-        <w:t xml:space="preserve">=17,204).</w:t>
+        <w:t xml:space="preserve">Goal</w:t>
+      </w:r>
+      <w:r>
+        <w:t xml:space="preserve">: minimize total steps from function definition → validated derivative result.</w:t>
       </w:r>
     </w:p>
     <w:p>
@@ -229,7 +103,7 @@
         <w:pStyle w:val="Compact"/>
         <w:numPr>
           <w:ilvl w:val="0"/>
-          <w:numId w:val="1002"/>
+          <w:numId w:val="1001"/>
         </w:numPr>
       </w:pPr>
       <w:r>
@@ -237,98 +111,132 @@
           <w:b/>
           <w:bCs/>
         </w:rPr>
-        <w:t xml:space="preserve">Second derivative</w:t>
-      </w:r>
-    </w:p>
-    <w:p>
-      <w:pPr>
-        <w:pStyle w:val="FirstParagraph"/>
-      </w:pPr>
-      <w:r>
-        <w:t xml:space="preserve">[ D^2[y]=</w:t>
-      </w:r>
-      <w:r>
-        <w:t xml:space="preserve">=30x-4.]</w:t>
-      </w:r>
-    </w:p>
-    <w:p>
-      <w:pPr>
-        <w:pStyle w:val="BodyText"/>
-      </w:pPr>
-      <w:r>
-        <w:t xml:space="preserve">Evaluate at (x=34):</w:t>
+        <w:t xml:space="preserve">Penalty</w:t>
+      </w:r>
+      <w:r>
+        <w:t xml:space="preserve">: branching into redundant or higher-order unnecessary derivatives.</w:t>
+      </w:r>
+    </w:p>
+    <w:p>
+      <w:r>
+        <w:pict>
+          <v:rect style="width:0;height:1.5pt" o:hralign="center" o:hrstd="t" o:hr="t"/>
+        </w:pict>
+      </w:r>
+    </w:p>
+    <w:bookmarkEnd w:id="20"/>
+    <w:bookmarkStart w:id="21" w:name="X69719e3f01b287b8b482a4e3a72454ac471610f"/>
+    <w:p>
+      <w:pPr>
+        <w:pStyle w:val="Heading3"/>
+      </w:pPr>
+      <w:r>
+        <w:t xml:space="preserve">Step 2: Establish Memory Trace (Memo Tracking)</w:t>
+      </w:r>
+    </w:p>
+    <w:p>
+      <w:pPr>
+        <w:pStyle w:val="Compact"/>
+        <w:numPr>
+          <w:ilvl w:val="0"/>
+          <w:numId w:val="1002"/>
+        </w:numPr>
+      </w:pPr>
+      <w:r>
+        <w:t xml:space="preserve">Create a</w:t>
       </w:r>
       <w:r>
         <w:t xml:space="preserve"> </w:t>
       </w:r>
-      <w:r>
-        <w:t xml:space="preserve">- (30</w:t>
-      </w:r>
-      <w:r>
-        <w:t xml:space="preserve"> </w:t>
-      </w:r>
-      <w:r>
-        <w:t xml:space="preserve">= 1,020.)</w:t>
-      </w:r>
-      <w:r>
-        <w:t xml:space="preserve"> </w:t>
-      </w:r>
-      <w:r>
-        <w:t xml:space="preserve">- Subtract 4: (1,020 - 4 = 1,016.)</w:t>
-      </w:r>
-    </w:p>
-    <w:p>
-      <w:pPr>
-        <w:pStyle w:val="BodyText"/>
-      </w:pPr>
-      <w:r>
-        <w:t xml:space="preserve">So (D^2</w:t>
-      </w:r>
-      <w:hyperlink r:id="rId21">
-        <w:r>
-          <w:rPr>
-            <w:rStyle w:val="Hyperlink"/>
-          </w:rPr>
-          <w:t xml:space="preserve">y</w:t>
-        </w:r>
-      </w:hyperlink>
-      <w:r>
-        <w:t xml:space="preserve">=1,016) (concave up since positive).</w:t>
-      </w:r>
-    </w:p>
-    <w:p>
-      <w:pPr>
-        <w:pStyle w:val="Compact"/>
-        <w:numPr>
-          <w:ilvl w:val="0"/>
-          <w:numId w:val="1003"/>
-        </w:numPr>
-      </w:pPr>
       <w:r>
         <w:rPr>
           <w:b/>
           <w:bCs/>
         </w:rPr>
-        <w:t xml:space="preserve">Third derivative</w:t>
-      </w:r>
-    </w:p>
-    <w:p>
-      <w:pPr>
-        <w:pStyle w:val="FirstParagraph"/>
-      </w:pPr>
-      <w:r>
-        <w:t xml:space="preserve">[ D^3[y]=</w:t>
-      </w:r>
-      <w:r>
-        <w:t xml:space="preserve">=30.]</w:t>
-      </w:r>
-    </w:p>
-    <w:p>
-      <w:pPr>
-        <w:pStyle w:val="BodyText"/>
-      </w:pPr>
-      <w:r>
-        <w:t xml:space="preserve">Constant value 30 for all x. (Interpretation: cubic polynomial yields constant third derivative.)</w:t>
+        <w:t xml:space="preserve">memoized record</w:t>
+      </w:r>
+      <w:r>
+        <w:t xml:space="preserve"> </w:t>
+      </w:r>
+      <w:r>
+        <w:t xml:space="preserve">of each derivative step.</w:t>
+      </w:r>
+    </w:p>
+    <w:p>
+      <w:pPr>
+        <w:pStyle w:val="Compact"/>
+        <w:numPr>
+          <w:ilvl w:val="0"/>
+          <w:numId w:val="1002"/>
+        </w:numPr>
+      </w:pPr>
+      <w:r>
+        <w:t xml:space="preserve">Record includes:</w:t>
+      </w:r>
+    </w:p>
+    <w:p>
+      <w:pPr>
+        <w:pStyle w:val="Compact"/>
+        <w:numPr>
+          <w:ilvl w:val="1"/>
+          <w:numId w:val="1003"/>
+        </w:numPr>
+      </w:pPr>
+      <w:r>
+        <w:t xml:space="preserve">Rule applied (power rule, product rule, etc.).</w:t>
+      </w:r>
+    </w:p>
+    <w:p>
+      <w:pPr>
+        <w:pStyle w:val="Compact"/>
+        <w:numPr>
+          <w:ilvl w:val="1"/>
+          <w:numId w:val="1003"/>
+        </w:numPr>
+      </w:pPr>
+      <w:r>
+        <w:t xml:space="preserve">Input expression.</w:t>
+      </w:r>
+    </w:p>
+    <w:p>
+      <w:pPr>
+        <w:pStyle w:val="Compact"/>
+        <w:numPr>
+          <w:ilvl w:val="1"/>
+          <w:numId w:val="1003"/>
+        </w:numPr>
+      </w:pPr>
+      <w:r>
+        <w:t xml:space="preserve">Output expression.</w:t>
+      </w:r>
+    </w:p>
+    <w:p>
+      <w:pPr>
+        <w:pStyle w:val="Compact"/>
+        <w:numPr>
+          <w:ilvl w:val="0"/>
+          <w:numId w:val="1002"/>
+        </w:numPr>
+      </w:pPr>
+      <w:r>
+        <w:t xml:space="preserve">Prevents re-deriving the same sub-expression.</w:t>
+      </w:r>
+    </w:p>
+    <w:p>
+      <w:r>
+        <w:pict>
+          <v:rect style="width:0;height:1.5pt" o:hralign="center" o:hrstd="t" o:hr="t"/>
+        </w:pict>
+      </w:r>
+    </w:p>
+    <w:bookmarkEnd w:id="21"/>
+    <w:bookmarkStart w:id="22" w:name="step-3-bottom-up-verification"/>
+    <w:p>
+      <w:pPr>
+        <w:pStyle w:val="Heading3"/>
+      </w:pPr>
+      <w:r>
+        <w:t xml:space="preserve">Step 3: Bottom-Up Verification</w:t>
       </w:r>
     </w:p>
     <w:p>
@@ -344,255 +252,233 @@
           <w:b/>
           <w:bCs/>
         </w:rPr>
-        <w:t xml:space="preserve">Fourth derivative</w:t>
-      </w:r>
-    </w:p>
-    <w:p>
-      <w:pPr>
-        <w:pStyle w:val="FirstParagraph"/>
-      </w:pPr>
-      <w:r>
-        <w:t xml:space="preserve">[ D^4[y]=</w:t>
-      </w:r>
-      <w:r>
-        <w:t xml:space="preserve">=0.]</w:t>
-      </w:r>
-    </w:p>
-    <w:p>
-      <w:pPr>
-        <w:pStyle w:val="BodyText"/>
-      </w:pPr>
-      <w:r>
-        <w:t xml:space="preserve">System exhaustion occurs at order 4 (and higher derivatives remain zero).</w:t>
-      </w:r>
-    </w:p>
-    <w:p>
-      <w:r>
-        <w:pict>
-          <v:rect style="width:0;height:1.5pt" o:hralign="center" o:hrstd="t" o:hr="t"/>
-        </w:pict>
-      </w:r>
-    </w:p>
-    <w:bookmarkEnd w:id="22"/>
-    <w:bookmarkStart w:id="23" w:name="odts-verification-protocol-formal"/>
-    <w:p>
-      <w:pPr>
-        <w:pStyle w:val="Heading2"/>
-      </w:pPr>
-      <w:r>
-        <w:t xml:space="preserve">3. ODTS Verification Protocol (formal)</w:t>
-      </w:r>
-    </w:p>
-    <w:p>
-      <w:pPr>
-        <w:pStyle w:val="FirstParagraph"/>
+        <w:t xml:space="preserve">Primitive Derivatives</w:t>
+      </w:r>
+      <w:r>
+        <w:t xml:space="preserve">: Start from simplest terms (monomials like (x^n)).</w:t>
+      </w:r>
+    </w:p>
+    <w:p>
+      <w:pPr>
+        <w:pStyle w:val="Compact"/>
+        <w:numPr>
+          <w:ilvl w:val="1"/>
+          <w:numId w:val="1005"/>
+        </w:numPr>
+      </w:pPr>
+      <w:r>
+        <w:t xml:space="preserve">Cost = 1 per rule application.</w:t>
+      </w:r>
+    </w:p>
+    <w:p>
+      <w:pPr>
+        <w:pStyle w:val="Compact"/>
+        <w:numPr>
+          <w:ilvl w:val="1"/>
+          <w:numId w:val="1005"/>
+        </w:numPr>
+      </w:pPr>
+      <w:r>
+        <w:t xml:space="preserve">Example: (d(x^3)/dx = 3x^2).</w:t>
+      </w:r>
+    </w:p>
+    <w:p>
+      <w:pPr>
+        <w:pStyle w:val="Compact"/>
+        <w:numPr>
+          <w:ilvl w:val="0"/>
+          <w:numId w:val="1004"/>
+        </w:numPr>
       </w:pPr>
       <w:r>
         <w:rPr>
           <w:b/>
           <w:bCs/>
         </w:rPr>
-        <w:t xml:space="preserve">Inputs:</w:t>
-      </w:r>
-      <w:r>
-        <w:t xml:space="preserve"> </w:t>
-      </w:r>
-      <w:r>
-        <w:t xml:space="preserve">symbolic expression (f(x)), maximum order (N), domain (U).</w:t>
-      </w:r>
-    </w:p>
-    <w:p>
-      <w:pPr>
-        <w:pStyle w:val="BodyText"/>
+        <w:t xml:space="preserve">Aggregate Rules</w:t>
+      </w:r>
+      <w:r>
+        <w:t xml:space="preserve">: Combine primitive results via linearity.</w:t>
+      </w:r>
+    </w:p>
+    <w:p>
+      <w:pPr>
+        <w:pStyle w:val="Compact"/>
+        <w:numPr>
+          <w:ilvl w:val="1"/>
+          <w:numId w:val="1006"/>
+        </w:numPr>
+      </w:pPr>
+      <w:r>
+        <w:t xml:space="preserve">Cost = 1 per addition/subtraction.</w:t>
+      </w:r>
+    </w:p>
+    <w:p>
+      <w:pPr>
+        <w:pStyle w:val="Compact"/>
+        <w:numPr>
+          <w:ilvl w:val="1"/>
+          <w:numId w:val="1006"/>
+        </w:numPr>
+      </w:pPr>
+      <w:r>
+        <w:t xml:space="preserve">Example: derivative of sum = sum of derivatives.</w:t>
+      </w:r>
+    </w:p>
+    <w:p>
+      <w:pPr>
+        <w:pStyle w:val="Compact"/>
+        <w:numPr>
+          <w:ilvl w:val="0"/>
+          <w:numId w:val="1004"/>
+        </w:numPr>
       </w:pPr>
       <w:r>
         <w:rPr>
           <w:b/>
           <w:bCs/>
         </w:rPr>
-        <w:t xml:space="preserve">Output:</w:t>
+        <w:t xml:space="preserve">Cross-Check Symmetry</w:t>
+      </w:r>
+      <w:r>
+        <w:t xml:space="preserve">: Ensure mixed partials match (Schwarz’s theorem).</w:t>
+      </w:r>
+    </w:p>
+    <w:p>
+      <w:pPr>
+        <w:pStyle w:val="Compact"/>
+        <w:numPr>
+          <w:ilvl w:val="1"/>
+          <w:numId w:val="1007"/>
+        </w:numPr>
+      </w:pPr>
+      <w:r>
+        <w:t xml:space="preserve">Cost = 1 check operation.</w:t>
+      </w:r>
+    </w:p>
+    <w:p>
+      <w:r>
+        <w:pict>
+          <v:rect style="width:0;height:1.5pt" o:hralign="center" o:hrstd="t" o:hr="t"/>
+        </w:pict>
+      </w:r>
+    </w:p>
+    <w:bookmarkEnd w:id="22"/>
+    <w:bookmarkStart w:id="23" w:name="X55ae6908011272cf42b012008270e9b3eafec50"/>
+    <w:p>
+      <w:pPr>
+        <w:pStyle w:val="Heading3"/>
+      </w:pPr>
+      <w:r>
+        <w:t xml:space="preserve">Step 4: Path Selection (Minimal Insight Trace)</w:t>
+      </w:r>
+    </w:p>
+    <w:p>
+      <w:pPr>
+        <w:pStyle w:val="Compact"/>
+        <w:numPr>
+          <w:ilvl w:val="0"/>
+          <w:numId w:val="1008"/>
+        </w:numPr>
+      </w:pPr>
+      <w:r>
+        <w:t xml:space="preserve">At each stage, select the</w:t>
       </w:r>
       <w:r>
         <w:t xml:space="preserve"> </w:t>
       </w:r>
-      <w:r>
-        <w:t xml:space="preserve">list of derivatives (D^k[f]) for (k=1..K) and status flags (OK, EXHAUSTION, BOUNDARY_EXCEPTION).</w:t>
-      </w:r>
-    </w:p>
-    <w:p>
-      <w:pPr>
-        <w:pStyle w:val="BodyText"/>
-      </w:pPr>
       <w:r>
         <w:rPr>
           <w:b/>
           <w:bCs/>
         </w:rPr>
-        <w:t xml:space="preserve">Pseudocode:</w:t>
-      </w:r>
-    </w:p>
-    <w:p>
-      <w:pPr>
-        <w:pStyle w:val="SourceCode"/>
-      </w:pPr>
-      <w:r>
-        <w:rPr>
-          <w:rStyle w:val="VerbatimChar"/>
-        </w:rPr>
-        <w:t xml:space="preserve">function ODTS_verify(f, N, domain U):</w:t>
-      </w:r>
-      <w:r>
-        <w:br/>
-      </w:r>
-      <w:r>
-        <w:rPr>
-          <w:rStyle w:val="VerbatimChar"/>
-        </w:rPr>
-        <w:t xml:space="preserve">    results = []</w:t>
-      </w:r>
-      <w:r>
-        <w:br/>
-      </w:r>
-      <w:r>
-        <w:rPr>
-          <w:rStyle w:val="VerbatimChar"/>
-        </w:rPr>
-        <w:t xml:space="preserve">    for k in 1..N:</w:t>
-      </w:r>
-      <w:r>
-        <w:br/>
-      </w:r>
-      <w:r>
-        <w:rPr>
-          <w:rStyle w:val="VerbatimChar"/>
-        </w:rPr>
-        <w:t xml:space="preserve">        g = symbolic_differentiate(f, k)    # compute D^k[f]</w:t>
-      </w:r>
-      <w:r>
-        <w:br/>
-      </w:r>
-      <w:r>
-        <w:rPr>
-          <w:rStyle w:val="VerbatimChar"/>
-        </w:rPr>
-        <w:t xml:space="preserve">        if g has undefined symbols or domain issues on U:</w:t>
-      </w:r>
-      <w:r>
-        <w:br/>
-      </w:r>
-      <w:r>
-        <w:rPr>
-          <w:rStyle w:val="VerbatimChar"/>
-        </w:rPr>
-        <w:t xml:space="preserve">            return {results, status: BOUNDARY_EXCEPTION, order: k}</w:t>
-      </w:r>
-      <w:r>
-        <w:br/>
-      </w:r>
-      <w:r>
-        <w:rPr>
-          <w:rStyle w:val="VerbatimChar"/>
-        </w:rPr>
-        <w:t xml:space="preserve">        if g is identically zero on U:</w:t>
-      </w:r>
-      <w:r>
-        <w:br/>
-      </w:r>
-      <w:r>
-        <w:rPr>
-          <w:rStyle w:val="VerbatimChar"/>
-        </w:rPr>
-        <w:t xml:space="preserve">            append(results, (k, g))</w:t>
-      </w:r>
-      <w:r>
-        <w:br/>
-      </w:r>
-      <w:r>
-        <w:rPr>
-          <w:rStyle w:val="VerbatimChar"/>
-        </w:rPr>
-        <w:t xml:space="preserve">            return {results, status: EXHAUSTION, order: k}</w:t>
-      </w:r>
-      <w:r>
-        <w:br/>
-      </w:r>
-      <w:r>
-        <w:rPr>
-          <w:rStyle w:val="VerbatimChar"/>
-        </w:rPr>
-        <w:t xml:space="preserve">        append(results, (k, g))</w:t>
-      </w:r>
-      <w:r>
-        <w:br/>
-      </w:r>
-      <w:r>
-        <w:rPr>
-          <w:rStyle w:val="VerbatimChar"/>
-        </w:rPr>
-        <w:t xml:space="preserve">    return {results, status: OK}</w:t>
+        <w:t xml:space="preserve">shortest available path</w:t>
+      </w:r>
+      <w:r>
+        <w:t xml:space="preserve"> </w:t>
+      </w:r>
+      <w:r>
+        <w:t xml:space="preserve">that:</w:t>
+      </w:r>
+    </w:p>
+    <w:p>
+      <w:pPr>
+        <w:pStyle w:val="Compact"/>
+        <w:numPr>
+          <w:ilvl w:val="1"/>
+          <w:numId w:val="1009"/>
+        </w:numPr>
+      </w:pPr>
+      <w:r>
+        <w:t xml:space="preserve">Avoids redundant re-derivation.</w:t>
+      </w:r>
+    </w:p>
+    <w:p>
+      <w:pPr>
+        <w:pStyle w:val="Compact"/>
+        <w:numPr>
+          <w:ilvl w:val="1"/>
+          <w:numId w:val="1009"/>
+        </w:numPr>
+      </w:pPr>
+      <w:r>
+        <w:t xml:space="preserve">Leverages previously memoized steps.</w:t>
+      </w:r>
+    </w:p>
+    <w:p>
+      <w:pPr>
+        <w:pStyle w:val="Compact"/>
+        <w:numPr>
+          <w:ilvl w:val="1"/>
+          <w:numId w:val="1009"/>
+        </w:numPr>
+      </w:pPr>
+      <w:r>
+        <w:t xml:space="preserve">Leads directly toward the target object (gradient, Hessian, etc.).</w:t>
       </w:r>
     </w:p>
     <w:p>
       <w:pPr>
         <w:pStyle w:val="FirstParagraph"/>
+      </w:pPr>
+      <w:r>
+        <w:t xml:space="preserve">This guarantees lowest cumulative cognitive + algebraic cost.</w:t>
+      </w:r>
+    </w:p>
+    <w:p>
+      <w:r>
+        <w:pict>
+          <v:rect style="width:0;height:1.5pt" o:hralign="center" o:hrstd="t" o:hr="t"/>
+        </w:pict>
+      </w:r>
+    </w:p>
+    <w:bookmarkEnd w:id="23"/>
+    <w:bookmarkStart w:id="24" w:name="step-5-verification-layer"/>
+    <w:p>
+      <w:pPr>
+        <w:pStyle w:val="Heading3"/>
+      </w:pPr>
+      <w:r>
+        <w:t xml:space="preserve">Step 5: Verification Layer</w:t>
+      </w:r>
+    </w:p>
+    <w:p>
+      <w:pPr>
+        <w:pStyle w:val="Compact"/>
+        <w:numPr>
+          <w:ilvl w:val="0"/>
+          <w:numId w:val="1010"/>
+        </w:numPr>
       </w:pPr>
       <w:r>
         <w:rPr>
           <w:b/>
           <w:bCs/>
         </w:rPr>
-        <w:t xml:space="preserve">Numeric validation (finite-difference check):</w:t>
-      </w:r>
-      <w:r>
-        <w:t xml:space="preserve"> </w:t>
-      </w:r>
-      <w:r>
-        <w:t xml:space="preserve">for each symbolic derivative (g(x)) test at sample points (x_0):</w:t>
-      </w:r>
-    </w:p>
-    <w:p>
-      <w:pPr>
-        <w:pStyle w:val="BodyText"/>
-      </w:pPr>
-      <w:r>
-        <w:t xml:space="preserve">[ g_{num}(x_0)</w:t>
-      </w:r>
-      <w:r>
-        <w:t xml:space="preserve"> </w:t>
-      </w:r>
-      <w:r>
-        <w:t xml:space="preserve"> </w:t>
-      </w:r>
-      <w:r>
-        <w:t xml:space="preserve">(h</w:t>
-      </w:r>
-      <w:r>
-        <w:t xml:space="preserve">).]</w:t>
-      </w:r>
-    </w:p>
-    <w:p>
-      <w:pPr>
-        <w:pStyle w:val="BodyText"/>
-      </w:pPr>
-      <w:r>
-        <w:t xml:space="preserve">Compare (g(x_0)) with (g_{num}(x_0)) relative error &lt; tolerance (e.g. 1e-6) to detect symbolic-simplification bugs.</w:t>
-      </w:r>
-    </w:p>
-    <w:p>
-      <w:r>
-        <w:pict>
-          <v:rect style="width:0;height:1.5pt" o:hralign="center" o:hrstd="t" o:hr="t"/>
-        </w:pict>
-      </w:r>
-    </w:p>
-    <w:bookmarkEnd w:id="23"/>
-    <w:bookmarkStart w:id="24" w:name="X0c0cf9c8c5e347a0514126ecab9af34b74c787c"/>
-    <w:p>
-      <w:pPr>
-        <w:pStyle w:val="Heading2"/>
-      </w:pPr>
-      <w:r>
-        <w:t xml:space="preserve">4. Edge cases &amp; explicit warnings (must include in any ODTS write-up)</w:t>
+        <w:t xml:space="preserve">Trace Completeness</w:t>
+      </w:r>
+      <w:r>
+        <w:t xml:space="preserve">: Ensure all rules are accounted for.</w:t>
       </w:r>
     </w:p>
     <w:p>
@@ -600,7 +486,7 @@
         <w:pStyle w:val="Compact"/>
         <w:numPr>
           <w:ilvl w:val="0"/>
-          <w:numId w:val="1005"/>
+          <w:numId w:val="1010"/>
         </w:numPr>
       </w:pPr>
       <w:r>
@@ -608,22 +494,10 @@
           <w:b/>
           <w:bCs/>
         </w:rPr>
-        <w:t xml:space="preserve">Power rule singularity:</w:t>
-      </w:r>
-      <w:r>
-        <w:t xml:space="preserve"> </w:t>
-      </w:r>
-      <w:r>
-        <w:t xml:space="preserve">For integrals/power rule, treat (n=-1) separately: (</w:t>
-      </w:r>
-      <w:r>
-        <w:t xml:space="preserve">x^{-1}dx =</w:t>
-      </w:r>
-      <w:r>
-        <w:t xml:space="preserve"> </w:t>
-      </w:r>
-      <w:r>
-        <w:t xml:space="preserve">|x| + C).</w:t>
+        <w:t xml:space="preserve">Cross-Partial Consistency</w:t>
+      </w:r>
+      <w:r>
+        <w:t xml:space="preserve">: Confirm Hessian symmetry.</w:t>
       </w:r>
     </w:p>
     <w:p>
@@ -631,7 +505,7 @@
         <w:pStyle w:val="Compact"/>
         <w:numPr>
           <w:ilvl w:val="0"/>
-          <w:numId w:val="1005"/>
+          <w:numId w:val="1010"/>
         </w:numPr>
       </w:pPr>
       <w:r>
@@ -639,13 +513,27 @@
           <w:b/>
           <w:bCs/>
         </w:rPr>
-        <w:t xml:space="preserve">Domains:</w:t>
-      </w:r>
-      <w:r>
-        <w:t xml:space="preserve"> </w:t>
-      </w:r>
-      <w:r>
-        <w:t xml:space="preserve">always check denominator zeros, log branch cuts, and piecewise definitions. Flag BOUNDARY_EXCEPTION where appropriate.</w:t>
+        <w:t xml:space="preserve">Boundary Check</w:t>
+      </w:r>
+      <w:r>
+        <w:t xml:space="preserve">: Identify when higher-order derivatives vanish (exhaustion point).</w:t>
+      </w:r>
+    </w:p>
+    <w:p>
+      <w:r>
+        <w:pict>
+          <v:rect style="width:0;height:1.5pt" o:hralign="center" o:hrstd="t" o:hr="t"/>
+        </w:pict>
+      </w:r>
+    </w:p>
+    <w:bookmarkEnd w:id="24"/>
+    <w:bookmarkStart w:id="25" w:name="example-application-fxy-x³-y³-3xy"/>
+    <w:p>
+      <w:pPr>
+        <w:pStyle w:val="Heading3"/>
+      </w:pPr>
+      <w:r>
+        <w:t xml:space="preserve">Example Application: f(x,y) = x³ + y³ − 3xy</w:t>
       </w:r>
     </w:p>
     <w:p>
@@ -653,7 +541,7 @@
         <w:pStyle w:val="Compact"/>
         <w:numPr>
           <w:ilvl w:val="0"/>
-          <w:numId w:val="1005"/>
+          <w:numId w:val="1011"/>
         </w:numPr>
       </w:pPr>
       <w:r>
@@ -661,29 +549,29 @@
           <w:b/>
           <w:bCs/>
         </w:rPr>
-        <w:t xml:space="preserve">Reciprocal vs inverse operator:</w:t>
-      </w:r>
-      <w:r>
-        <w:t xml:space="preserve"> </w:t>
-      </w:r>
-      <w:r>
-        <w:t xml:space="preserve">Do</w:t>
-      </w:r>
-      <w:r>
-        <w:t xml:space="preserve"> </w:t>
-      </w:r>
+        <w:t xml:space="preserve">Primitive layer</w:t>
+      </w:r>
+      <w:r>
+        <w:t xml:space="preserve">: d(x³)/dx = 3x², d(y³)/dy = 3y², d(−3xy)/dx = −3y.</w:t>
+      </w:r>
+    </w:p>
+    <w:p>
+      <w:pPr>
+        <w:pStyle w:val="Compact"/>
+        <w:numPr>
+          <w:ilvl w:val="0"/>
+          <w:numId w:val="1011"/>
+        </w:numPr>
+      </w:pPr>
       <w:r>
         <w:rPr>
           <w:b/>
           <w:bCs/>
         </w:rPr>
-        <w:t xml:space="preserve">not</w:t>
-      </w:r>
-      <w:r>
-        <w:t xml:space="preserve"> </w:t>
-      </w:r>
-      <w:r>
-        <w:t xml:space="preserve">state integration equals (1/(dy/dx)). Instead: differentiation and integration are inverse operators (up to constant).</w:t>
+        <w:t xml:space="preserve">Aggregate</w:t>
+      </w:r>
+      <w:r>
+        <w:t xml:space="preserve">: Gradient assembled from primitive derivatives.</w:t>
       </w:r>
     </w:p>
     <w:p>
@@ -691,7 +579,7 @@
         <w:pStyle w:val="Compact"/>
         <w:numPr>
           <w:ilvl w:val="0"/>
-          <w:numId w:val="1005"/>
+          <w:numId w:val="1011"/>
         </w:numPr>
       </w:pPr>
       <w:r>
@@ -699,25 +587,29 @@
           <w:b/>
           <w:bCs/>
         </w:rPr>
-        <w:t xml:space="preserve">Vector physics:</w:t>
-      </w:r>
-      <w:r>
-        <w:t xml:space="preserve"> </w:t>
-      </w:r>
-      <w:r>
-        <w:t xml:space="preserve">use (</w:t>
-      </w:r>
-      <w:r>
-        <w:t xml:space="preserve">F=m</w:t>
-      </w:r>
-      <w:r>
-        <w:t xml:space="preserve">a) and convert between Cartesian and polar bases via unit vectors (</w:t>
-      </w:r>
-      <w:r>
-        <w:t xml:space="preserve">r,</w:t>
-      </w:r>
-      <w:r>
-        <w:t xml:space="preserve">).</w:t>
+        <w:t xml:space="preserve">Cross-Check</w:t>
+      </w:r>
+      <w:r>
+        <w:t xml:space="preserve">: Mixed partials (−3) consistent.</w:t>
+      </w:r>
+    </w:p>
+    <w:p>
+      <w:pPr>
+        <w:pStyle w:val="Compact"/>
+        <w:numPr>
+          <w:ilvl w:val="0"/>
+          <w:numId w:val="1011"/>
+        </w:numPr>
+      </w:pPr>
+      <w:r>
+        <w:rPr>
+          <w:b/>
+          <w:bCs/>
+        </w:rPr>
+        <w:t xml:space="preserve">Boundary</w:t>
+      </w:r>
+      <w:r>
+        <w:t xml:space="preserve">: Third derivatives vanish ⇒ trace ends.</w:t>
       </w:r>
     </w:p>
     <w:p>
@@ -727,14 +619,62 @@
         </w:pict>
       </w:r>
     </w:p>
-    <w:bookmarkEnd w:id="24"/>
-    <w:bookmarkStart w:id="25" w:name="Xedc5f2e8692e5ee7752af5f6eea063302f73de8"/>
-    <w:p>
-      <w:pPr>
-        <w:pStyle w:val="Heading2"/>
-      </w:pPr>
-      <w:r>
-        <w:t xml:space="preserve">5. Example of numeric validation for this problem (optional reproducible snippet)</w:t>
+    <w:bookmarkEnd w:id="25"/>
+    <w:bookmarkStart w:id="26" w:name="minimal-path-verification-summary"/>
+    <w:p>
+      <w:pPr>
+        <w:pStyle w:val="Heading3"/>
+      </w:pPr>
+      <w:r>
+        <w:t xml:space="preserve">Minimal Path Verification Summary</w:t>
+      </w:r>
+    </w:p>
+    <w:p>
+      <w:pPr>
+        <w:pStyle w:val="Compact"/>
+        <w:numPr>
+          <w:ilvl w:val="0"/>
+          <w:numId w:val="1012"/>
+        </w:numPr>
+      </w:pPr>
+      <w:r>
+        <w:t xml:space="preserve">Start at primitive rules (lowest cost).</w:t>
+      </w:r>
+    </w:p>
+    <w:p>
+      <w:pPr>
+        <w:pStyle w:val="Compact"/>
+        <w:numPr>
+          <w:ilvl w:val="0"/>
+          <w:numId w:val="1012"/>
+        </w:numPr>
+      </w:pPr>
+      <w:r>
+        <w:t xml:space="preserve">Build up gradient from memoized primitives.</w:t>
+      </w:r>
+    </w:p>
+    <w:p>
+      <w:pPr>
+        <w:pStyle w:val="Compact"/>
+        <w:numPr>
+          <w:ilvl w:val="0"/>
+          <w:numId w:val="1012"/>
+        </w:numPr>
+      </w:pPr>
+      <w:r>
+        <w:t xml:space="preserve">Construct Hessian with symmetry check.</w:t>
+      </w:r>
+    </w:p>
+    <w:p>
+      <w:pPr>
+        <w:pStyle w:val="Compact"/>
+        <w:numPr>
+          <w:ilvl w:val="0"/>
+          <w:numId w:val="1012"/>
+        </w:numPr>
+      </w:pPr>
+      <w:r>
+        <w:t xml:space="preserve">Terminate at exhaustion point.</w:t>
       </w:r>
     </w:p>
     <w:p>
@@ -742,264 +682,26 @@
         <w:pStyle w:val="FirstParagraph"/>
       </w:pPr>
       <w:r>
-        <w:t xml:space="preserve">Use small (h=10^{-6}) and verify at (x=34):</w:t>
-      </w:r>
-    </w:p>
-    <w:p>
-      <w:pPr>
-        <w:pStyle w:val="SourceCode"/>
-      </w:pPr>
+        <w:t xml:space="preserve">This sequence defines the</w:t>
+      </w:r>
+      <w:r>
+        <w:t xml:space="preserve"> </w:t>
+      </w:r>
       <w:r>
         <w:rPr>
-          <w:rStyle w:val="VerbatimChar"/>
+          <w:b/>
+          <w:bCs/>
         </w:rPr>
-        <w:t xml:space="preserve"># pseudocode</w:t>
-      </w:r>
-      <w:r>
-        <w:br/>
-      </w:r>
-      <w:r>
-        <w:rPr>
-          <w:rStyle w:val="VerbatimChar"/>
-        </w:rPr>
-        <w:t xml:space="preserve">h = 1e-6</w:t>
-      </w:r>
-      <w:r>
-        <w:br/>
-      </w:r>
-      <w:r>
-        <w:rPr>
-          <w:rStyle w:val="VerbatimChar"/>
-        </w:rPr>
-        <w:t xml:space="preserve">f = lambda x: 5*x**3 - 2*x**2 - 6</w:t>
-      </w:r>
-      <w:r>
-        <w:br/>
-      </w:r>
-      <w:r>
-        <w:rPr>
-          <w:rStyle w:val="VerbatimChar"/>
-        </w:rPr>
-        <w:t xml:space="preserve">num_deriv = (f(34+h) - f(34-h)) / (2*h)</w:t>
-      </w:r>
-      <w:r>
-        <w:br/>
-      </w:r>
-      <w:r>
-        <w:rPr>
-          <w:rStyle w:val="VerbatimChar"/>
-        </w:rPr>
-        <w:t xml:space="preserve"># compare num_deriv to 17204</w:t>
-      </w:r>
-    </w:p>
-    <w:p>
-      <w:pPr>
-        <w:pStyle w:val="FirstParagraph"/>
-      </w:pPr>
-      <w:r>
-        <w:t xml:space="preserve">Expect relative error (&lt;10^{-8}) with double precision for polynomials.</w:t>
-      </w:r>
-    </w:p>
-    <w:p>
-      <w:r>
-        <w:pict>
-          <v:rect style="width:0;height:1.5pt" o:hralign="center" o:hrstd="t" o:hr="t"/>
-        </w:pict>
-      </w:r>
-    </w:p>
-    <w:bookmarkEnd w:id="25"/>
-    <w:bookmarkStart w:id="26" w:name="X521885fb9f305732144d57257739ea73857cb9b"/>
-    <w:p>
-      <w:pPr>
-        <w:pStyle w:val="Heading2"/>
-      </w:pPr>
-      <w:r>
-        <w:t xml:space="preserve">6. How to integrate the ODTS</w:t>
+        <w:t xml:space="preserve">shortest valid derivation path</w:t>
       </w:r>
       <w:r>
         <w:t xml:space="preserve"> </w:t>
       </w:r>
       <w:r>
-        <w:t xml:space="preserve">‘subjective insight’</w:t>
-      </w:r>
-      <w:r>
-        <w:t xml:space="preserve"> </w:t>
-      </w:r>
-      <w:r>
-        <w:t xml:space="preserve">step</w:t>
-      </w:r>
-    </w:p>
-    <w:p>
-      <w:pPr>
-        <w:pStyle w:val="FirstParagraph"/>
-      </w:pPr>
-      <w:r>
-        <w:t xml:space="preserve">If you have a phenomenological insight about</w:t>
-      </w:r>
-      <w:r>
-        <w:t xml:space="preserve"> </w:t>
-      </w:r>
-      <w:r>
-        <w:rPr>
-          <w:i/>
-          <w:iCs/>
-        </w:rPr>
-        <w:t xml:space="preserve">why</w:t>
-      </w:r>
-      <w:r>
-        <w:t xml:space="preserve"> </w:t>
-      </w:r>
-      <w:r>
-        <w:t xml:space="preserve">a particular transformation helps, record it in the trace metadata (fields:</w:t>
-      </w:r>
-      <w:r>
-        <w:t xml:space="preserve"> </w:t>
-      </w:r>
-      <w:r>
-        <w:rPr>
-          <w:rStyle w:val="VerbatimChar"/>
-        </w:rPr>
-        <w:t xml:space="preserve">insight_text</w:t>
-      </w:r>
-      <w:r>
-        <w:t xml:space="preserve">,</w:t>
-      </w:r>
-      <w:r>
-        <w:t xml:space="preserve"> </w:t>
-      </w:r>
-      <w:r>
-        <w:rPr>
-          <w:rStyle w:val="VerbatimChar"/>
-        </w:rPr>
-        <w:t xml:space="preserve">author</w:t>
-      </w:r>
-      <w:r>
-        <w:t xml:space="preserve">,</w:t>
-      </w:r>
-      <w:r>
-        <w:t xml:space="preserve"> </w:t>
-      </w:r>
-      <w:r>
-        <w:rPr>
-          <w:rStyle w:val="VerbatimChar"/>
-        </w:rPr>
-        <w:t xml:space="preserve">timestamp</w:t>
-      </w:r>
-      <w:r>
-        <w:t xml:space="preserve">,</w:t>
-      </w:r>
-      <w:r>
-        <w:t xml:space="preserve"> </w:t>
-      </w:r>
-      <w:r>
-        <w:rPr>
-          <w:rStyle w:val="VerbatimChar"/>
-        </w:rPr>
-        <w:t xml:space="preserve">confidence</w:t>
-      </w:r>
-      <w:r>
-        <w:t xml:space="preserve">). This keeps the math reproducible while preserving your intuition.</w:t>
-      </w:r>
-    </w:p>
-    <w:p>
-      <w:r>
-        <w:pict>
-          <v:rect style="width:0;height:1.5pt" o:hralign="center" o:hrstd="t" o:hr="t"/>
-        </w:pict>
+        <w:t xml:space="preserve">under ODTS, ensuring correctness while minimizing algebraic effort.</w:t>
       </w:r>
     </w:p>
     <w:bookmarkEnd w:id="26"/>
-    <w:bookmarkStart w:id="27" w:name="next-steps-template-items-to-expand"/>
-    <w:p>
-      <w:pPr>
-        <w:pStyle w:val="Heading2"/>
-      </w:pPr>
-      <w:r>
-        <w:t xml:space="preserve">7. Next steps / template items to expand</w:t>
-      </w:r>
-    </w:p>
-    <w:p>
-      <w:pPr>
-        <w:pStyle w:val="Compact"/>
-        <w:numPr>
-          <w:ilvl w:val="0"/>
-          <w:numId w:val="1006"/>
-        </w:numPr>
-      </w:pPr>
-      <w:r>
-        <w:t xml:space="preserve">Add a short section showing ODTS applied to a rational function with an (x^{-1}) term.</w:t>
-      </w:r>
-    </w:p>
-    <w:p>
-      <w:pPr>
-        <w:pStyle w:val="Compact"/>
-        <w:numPr>
-          <w:ilvl w:val="0"/>
-          <w:numId w:val="1006"/>
-        </w:numPr>
-      </w:pPr>
-      <w:r>
-        <w:t xml:space="preserve">Add a multivariable worked example: compute gradient and Hessian for (f(x,y)=x</w:t>
-      </w:r>
-      <w:r>
-        <w:rPr>
-          <w:vertAlign w:val="superscript"/>
-        </w:rPr>
-        <w:t xml:space="preserve">3+y</w:t>
-      </w:r>
-      <w:r>
-        <w:t xml:space="preserve">3-3xy).</w:t>
-      </w:r>
-    </w:p>
-    <w:p>
-      <w:pPr>
-        <w:pStyle w:val="Compact"/>
-        <w:numPr>
-          <w:ilvl w:val="0"/>
-          <w:numId w:val="1006"/>
-        </w:numPr>
-      </w:pPr>
-      <w:r>
-        <w:t xml:space="preserve">Add implementation notes for hooking ODTS to a CAS (SymPy API example) and unit tests.</w:t>
-      </w:r>
-    </w:p>
-    <w:p>
-      <w:r>
-        <w:pict>
-          <v:rect style="width:0;height:1.5pt" o:hralign="center" o:hrstd="t" o:hr="t"/>
-        </w:pict>
-      </w:r>
-    </w:p>
-    <w:p>
-      <w:pPr>
-        <w:pStyle w:val="FirstParagraph"/>
-      </w:pPr>
-      <w:r>
-        <w:rPr>
-          <w:i/>
-          <w:iCs/>
-        </w:rPr>
-        <w:t xml:space="preserve">End of canvas:</w:t>
-      </w:r>
-      <w:r>
-        <w:t xml:space="preserve"> </w:t>
-      </w:r>
-      <w:r>
-        <w:t xml:space="preserve">use the page as your canonical worked-example for presentations, grant material, or thesis appendices. Update the</w:t>
-      </w:r>
-      <w:r>
-        <w:t xml:space="preserve"> </w:t>
-      </w:r>
-      <w:r>
-        <w:t xml:space="preserve">“insight”</w:t>
-      </w:r>
-      <w:r>
-        <w:t xml:space="preserve"> </w:t>
-      </w:r>
-      <w:r>
-        <w:t xml:space="preserve">metadata at the bottom when you want to preserve your subjective perspective without polluting formal proofs.</w:t>
-      </w:r>
-    </w:p>
     <w:bookmarkEnd w:id="27"/>
     <w:bookmarkEnd w:id="28"/>
     <w:sectPr>
@@ -1112,6 +814,109 @@
       </w:pPr>
     </w:lvl>
   </w:abstractNum>
+  <w:abstractNum w:abstractNumId="991">
+    <w:nsid w:val="0000A991"/>
+    <w:multiLevelType w:val="multilevel"/>
+    <w:lvl w:ilvl="0">
+      <w:numFmt w:val="bullet"/>
+      <w:lvlText w:val=""/>
+      <w:lvlJc w:val="left"/>
+      <w:pPr>
+        <w:ind w:left="720" w:hanging="360"/>
+      </w:pPr>
+      <w:rPr>
+        <w:rFonts w:ascii="Symbol" w:hAnsi="Symbol" w:cs="Symbol" w:hint="default"/>
+      </w:rPr>
+    </w:lvl>
+    <w:lvl w:ilvl="1">
+      <w:numFmt w:val="bullet"/>
+      <w:lvlText w:val="o"/>
+      <w:lvlJc w:val="left"/>
+      <w:pPr>
+        <w:ind w:left="1440" w:hanging="360"/>
+      </w:pPr>
+      <w:rPr>
+        <w:rFonts w:ascii="Courier New" w:hAnsi="Courier New" w:cs="Courier New" w:hint="default"/>
+      </w:rPr>
+    </w:lvl>
+    <w:lvl w:ilvl="2">
+      <w:numFmt w:val="bullet"/>
+      <w:lvlText w:val=""/>
+      <w:lvlJc w:val="left"/>
+      <w:pPr>
+        <w:ind w:left="2160" w:hanging="360"/>
+      </w:pPr>
+      <w:rPr>
+        <w:rFonts w:ascii="Wingdings" w:hAnsi="Wingdings" w:cs="Wingdings" w:hint="default"/>
+      </w:rPr>
+    </w:lvl>
+    <w:lvl w:ilvl="3">
+      <w:numFmt w:val="bullet"/>
+      <w:lvlText w:val=""/>
+      <w:lvlJc w:val="left"/>
+      <w:pPr>
+        <w:ind w:left="2880" w:hanging="360"/>
+      </w:pPr>
+      <w:rPr>
+        <w:rFonts w:ascii="Symbol" w:hAnsi="Symbol" w:cs="Symbol" w:hint="default"/>
+      </w:rPr>
+    </w:lvl>
+    <w:lvl w:ilvl="4">
+      <w:numFmt w:val="bullet"/>
+      <w:lvlText w:val="o"/>
+      <w:lvlJc w:val="left"/>
+      <w:pPr>
+        <w:ind w:left="3600" w:hanging="360"/>
+      </w:pPr>
+      <w:rPr>
+        <w:rFonts w:ascii="Courier New" w:hAnsi="Courier New" w:cs="Courier New" w:hint="default"/>
+      </w:rPr>
+    </w:lvl>
+    <w:lvl w:ilvl="5">
+      <w:numFmt w:val="bullet"/>
+      <w:lvlText w:val=""/>
+      <w:lvlJc w:val="left"/>
+      <w:pPr>
+        <w:ind w:left="4320" w:hanging="360"/>
+      </w:pPr>
+      <w:rPr>
+        <w:rFonts w:ascii="Wingdings" w:hAnsi="Wingdings" w:cs="Wingdings" w:hint="default"/>
+      </w:rPr>
+    </w:lvl>
+    <w:lvl w:ilvl="6">
+      <w:numFmt w:val="bullet"/>
+      <w:lvlText w:val=""/>
+      <w:lvlJc w:val="left"/>
+      <w:pPr>
+        <w:ind w:left="5040" w:hanging="360"/>
+      </w:pPr>
+      <w:rPr>
+        <w:rFonts w:ascii="Symbol" w:hAnsi="Symbol" w:cs="Symbol" w:hint="default"/>
+      </w:rPr>
+    </w:lvl>
+    <w:lvl w:ilvl="7">
+      <w:numFmt w:val="bullet"/>
+      <w:lvlText w:val="o"/>
+      <w:lvlJc w:val="left"/>
+      <w:pPr>
+        <w:ind w:left="5760" w:hanging="360"/>
+      </w:pPr>
+      <w:rPr>
+        <w:rFonts w:ascii="Courier New" w:hAnsi="Courier New" w:cs="Courier New" w:hint="default"/>
+      </w:rPr>
+    </w:lvl>
+    <w:lvl w:ilvl="8">
+      <w:numFmt w:val="bullet"/>
+      <w:lvlText w:val=""/>
+      <w:lvlJc w:val="left"/>
+      <w:pPr>
+        <w:ind w:left="6480" w:hanging="360"/>
+      </w:pPr>
+      <w:rPr>
+        <w:rFonts w:ascii="Wingdings" w:hAnsi="Wingdings" w:cs="Wingdings" w:hint="default"/>
+      </w:rPr>
+    </w:lvl>
+  </w:abstractNum>
   <w:abstractNum w:abstractNumId="99411">
     <w:nsid w:val="00A99411"/>
     <w:multiLevelType w:val="multilevel"/>
@@ -1197,368 +1002,19 @@
       </w:pPr>
     </w:lvl>
   </w:abstractNum>
-  <w:abstractNum w:abstractNumId="99412">
-    <w:nsid w:val="00A99412"/>
-    <w:multiLevelType w:val="multilevel"/>
-    <w:lvl w:ilvl="0">
-      <w:start w:val="2"/>
-      <w:numFmt w:val="decimal"/>
-      <w:lvlText w:val="%1."/>
-      <w:lvlJc w:val="left"/>
-      <w:pPr>
-        <w:ind w:left="720" w:hanging="360"/>
-      </w:pPr>
-    </w:lvl>
-    <w:lvl w:ilvl="1">
-      <w:start w:val="2"/>
-      <w:numFmt w:val="decimal"/>
-      <w:lvlText w:val="%2."/>
-      <w:lvlJc w:val="left"/>
-      <w:pPr>
-        <w:ind w:left="1440" w:hanging="360"/>
-      </w:pPr>
-    </w:lvl>
-    <w:lvl w:ilvl="2">
-      <w:start w:val="2"/>
-      <w:numFmt w:val="decimal"/>
-      <w:lvlText w:val="%3."/>
-      <w:lvlJc w:val="left"/>
-      <w:pPr>
-        <w:ind w:left="2160" w:hanging="360"/>
-      </w:pPr>
-    </w:lvl>
-    <w:lvl w:ilvl="3">
-      <w:start w:val="2"/>
-      <w:numFmt w:val="decimal"/>
-      <w:lvlText w:val="%4."/>
-      <w:lvlJc w:val="left"/>
-      <w:pPr>
-        <w:ind w:left="2880" w:hanging="360"/>
-      </w:pPr>
-    </w:lvl>
-    <w:lvl w:ilvl="4">
-      <w:start w:val="2"/>
-      <w:numFmt w:val="decimal"/>
-      <w:lvlText w:val="%5."/>
-      <w:lvlJc w:val="left"/>
-      <w:pPr>
-        <w:ind w:left="3600" w:hanging="360"/>
-      </w:pPr>
-    </w:lvl>
-    <w:lvl w:ilvl="5">
-      <w:start w:val="2"/>
-      <w:numFmt w:val="decimal"/>
-      <w:lvlText w:val="%6."/>
-      <w:lvlJc w:val="left"/>
-      <w:pPr>
-        <w:ind w:left="4320" w:hanging="360"/>
-      </w:pPr>
-    </w:lvl>
-    <w:lvl w:ilvl="6">
-      <w:start w:val="2"/>
-      <w:numFmt w:val="decimal"/>
-      <w:lvlText w:val="%7."/>
-      <w:lvlJc w:val="left"/>
-      <w:pPr>
-        <w:ind w:left="5040" w:hanging="360"/>
-      </w:pPr>
-    </w:lvl>
-    <w:lvl w:ilvl="7">
-      <w:start w:val="2"/>
-      <w:numFmt w:val="decimal"/>
-      <w:lvlText w:val="%8."/>
-      <w:lvlJc w:val="left"/>
-      <w:pPr>
-        <w:ind w:left="5760" w:hanging="360"/>
-      </w:pPr>
-    </w:lvl>
-    <w:lvl w:ilvl="8">
-      <w:start w:val="2"/>
-      <w:numFmt w:val="decimal"/>
-      <w:lvlText w:val="%9."/>
-      <w:lvlJc w:val="left"/>
-      <w:pPr>
-        <w:ind w:left="6480" w:hanging="360"/>
-      </w:pPr>
-    </w:lvl>
-  </w:abstractNum>
-  <w:abstractNum w:abstractNumId="99413">
-    <w:nsid w:val="00A99413"/>
-    <w:multiLevelType w:val="multilevel"/>
-    <w:lvl w:ilvl="0">
-      <w:start w:val="3"/>
-      <w:numFmt w:val="decimal"/>
-      <w:lvlText w:val="%1."/>
-      <w:lvlJc w:val="left"/>
-      <w:pPr>
-        <w:ind w:left="720" w:hanging="360"/>
-      </w:pPr>
-    </w:lvl>
-    <w:lvl w:ilvl="1">
-      <w:start w:val="3"/>
-      <w:numFmt w:val="decimal"/>
-      <w:lvlText w:val="%2."/>
-      <w:lvlJc w:val="left"/>
-      <w:pPr>
-        <w:ind w:left="1440" w:hanging="360"/>
-      </w:pPr>
-    </w:lvl>
-    <w:lvl w:ilvl="2">
-      <w:start w:val="3"/>
-      <w:numFmt w:val="decimal"/>
-      <w:lvlText w:val="%3."/>
-      <w:lvlJc w:val="left"/>
-      <w:pPr>
-        <w:ind w:left="2160" w:hanging="360"/>
-      </w:pPr>
-    </w:lvl>
-    <w:lvl w:ilvl="3">
-      <w:start w:val="3"/>
-      <w:numFmt w:val="decimal"/>
-      <w:lvlText w:val="%4."/>
-      <w:lvlJc w:val="left"/>
-      <w:pPr>
-        <w:ind w:left="2880" w:hanging="360"/>
-      </w:pPr>
-    </w:lvl>
-    <w:lvl w:ilvl="4">
-      <w:start w:val="3"/>
-      <w:numFmt w:val="decimal"/>
-      <w:lvlText w:val="%5."/>
-      <w:lvlJc w:val="left"/>
-      <w:pPr>
-        <w:ind w:left="3600" w:hanging="360"/>
-      </w:pPr>
-    </w:lvl>
-    <w:lvl w:ilvl="5">
-      <w:start w:val="3"/>
-      <w:numFmt w:val="decimal"/>
-      <w:lvlText w:val="%6."/>
-      <w:lvlJc w:val="left"/>
-      <w:pPr>
-        <w:ind w:left="4320" w:hanging="360"/>
-      </w:pPr>
-    </w:lvl>
-    <w:lvl w:ilvl="6">
-      <w:start w:val="3"/>
-      <w:numFmt w:val="decimal"/>
-      <w:lvlText w:val="%7."/>
-      <w:lvlJc w:val="left"/>
-      <w:pPr>
-        <w:ind w:left="5040" w:hanging="360"/>
-      </w:pPr>
-    </w:lvl>
-    <w:lvl w:ilvl="7">
-      <w:start w:val="3"/>
-      <w:numFmt w:val="decimal"/>
-      <w:lvlText w:val="%8."/>
-      <w:lvlJc w:val="left"/>
-      <w:pPr>
-        <w:ind w:left="5760" w:hanging="360"/>
-      </w:pPr>
-    </w:lvl>
-    <w:lvl w:ilvl="8">
-      <w:start w:val="3"/>
-      <w:numFmt w:val="decimal"/>
-      <w:lvlText w:val="%9."/>
-      <w:lvlJc w:val="left"/>
-      <w:pPr>
-        <w:ind w:left="6480" w:hanging="360"/>
-      </w:pPr>
-    </w:lvl>
-  </w:abstractNum>
-  <w:abstractNum w:abstractNumId="99414">
-    <w:nsid w:val="00A99414"/>
-    <w:multiLevelType w:val="multilevel"/>
-    <w:lvl w:ilvl="0">
-      <w:start w:val="4"/>
-      <w:numFmt w:val="decimal"/>
-      <w:lvlText w:val="%1."/>
-      <w:lvlJc w:val="left"/>
-      <w:pPr>
-        <w:ind w:left="720" w:hanging="360"/>
-      </w:pPr>
-    </w:lvl>
-    <w:lvl w:ilvl="1">
-      <w:start w:val="4"/>
-      <w:numFmt w:val="decimal"/>
-      <w:lvlText w:val="%2."/>
-      <w:lvlJc w:val="left"/>
-      <w:pPr>
-        <w:ind w:left="1440" w:hanging="360"/>
-      </w:pPr>
-    </w:lvl>
-    <w:lvl w:ilvl="2">
-      <w:start w:val="4"/>
-      <w:numFmt w:val="decimal"/>
-      <w:lvlText w:val="%3."/>
-      <w:lvlJc w:val="left"/>
-      <w:pPr>
-        <w:ind w:left="2160" w:hanging="360"/>
-      </w:pPr>
-    </w:lvl>
-    <w:lvl w:ilvl="3">
-      <w:start w:val="4"/>
-      <w:numFmt w:val="decimal"/>
-      <w:lvlText w:val="%4."/>
-      <w:lvlJc w:val="left"/>
-      <w:pPr>
-        <w:ind w:left="2880" w:hanging="360"/>
-      </w:pPr>
-    </w:lvl>
-    <w:lvl w:ilvl="4">
-      <w:start w:val="4"/>
-      <w:numFmt w:val="decimal"/>
-      <w:lvlText w:val="%5."/>
-      <w:lvlJc w:val="left"/>
-      <w:pPr>
-        <w:ind w:left="3600" w:hanging="360"/>
-      </w:pPr>
-    </w:lvl>
-    <w:lvl w:ilvl="5">
-      <w:start w:val="4"/>
-      <w:numFmt w:val="decimal"/>
-      <w:lvlText w:val="%6."/>
-      <w:lvlJc w:val="left"/>
-      <w:pPr>
-        <w:ind w:left="4320" w:hanging="360"/>
-      </w:pPr>
-    </w:lvl>
-    <w:lvl w:ilvl="6">
-      <w:start w:val="4"/>
-      <w:numFmt w:val="decimal"/>
-      <w:lvlText w:val="%7."/>
-      <w:lvlJc w:val="left"/>
-      <w:pPr>
-        <w:ind w:left="5040" w:hanging="360"/>
-      </w:pPr>
-    </w:lvl>
-    <w:lvl w:ilvl="7">
-      <w:start w:val="4"/>
-      <w:numFmt w:val="decimal"/>
-      <w:lvlText w:val="%8."/>
-      <w:lvlJc w:val="left"/>
-      <w:pPr>
-        <w:ind w:left="5760" w:hanging="360"/>
-      </w:pPr>
-    </w:lvl>
-    <w:lvl w:ilvl="8">
-      <w:start w:val="4"/>
-      <w:numFmt w:val="decimal"/>
-      <w:lvlText w:val="%9."/>
-      <w:lvlJc w:val="left"/>
-      <w:pPr>
-        <w:ind w:left="6480" w:hanging="360"/>
-      </w:pPr>
-    </w:lvl>
-  </w:abstractNum>
-  <w:abstractNum w:abstractNumId="991">
-    <w:nsid w:val="0000A991"/>
-    <w:multiLevelType w:val="multilevel"/>
-    <w:lvl w:ilvl="0">
-      <w:numFmt w:val="bullet"/>
-      <w:lvlText w:val=""/>
-      <w:lvlJc w:val="left"/>
-      <w:pPr>
-        <w:ind w:left="720" w:hanging="360"/>
-      </w:pPr>
-      <w:rPr>
-        <w:rFonts w:ascii="Symbol" w:hAnsi="Symbol" w:cs="Symbol" w:hint="default"/>
-      </w:rPr>
-    </w:lvl>
-    <w:lvl w:ilvl="1">
-      <w:numFmt w:val="bullet"/>
-      <w:lvlText w:val="o"/>
-      <w:lvlJc w:val="left"/>
-      <w:pPr>
-        <w:ind w:left="1440" w:hanging="360"/>
-      </w:pPr>
-      <w:rPr>
-        <w:rFonts w:ascii="Courier New" w:hAnsi="Courier New" w:cs="Courier New" w:hint="default"/>
-      </w:rPr>
-    </w:lvl>
-    <w:lvl w:ilvl="2">
-      <w:numFmt w:val="bullet"/>
-      <w:lvlText w:val=""/>
-      <w:lvlJc w:val="left"/>
-      <w:pPr>
-        <w:ind w:left="2160" w:hanging="360"/>
-      </w:pPr>
-      <w:rPr>
-        <w:rFonts w:ascii="Wingdings" w:hAnsi="Wingdings" w:cs="Wingdings" w:hint="default"/>
-      </w:rPr>
-    </w:lvl>
-    <w:lvl w:ilvl="3">
-      <w:numFmt w:val="bullet"/>
-      <w:lvlText w:val=""/>
-      <w:lvlJc w:val="left"/>
-      <w:pPr>
-        <w:ind w:left="2880" w:hanging="360"/>
-      </w:pPr>
-      <w:rPr>
-        <w:rFonts w:ascii="Symbol" w:hAnsi="Symbol" w:cs="Symbol" w:hint="default"/>
-      </w:rPr>
-    </w:lvl>
-    <w:lvl w:ilvl="4">
-      <w:numFmt w:val="bullet"/>
-      <w:lvlText w:val="o"/>
-      <w:lvlJc w:val="left"/>
-      <w:pPr>
-        <w:ind w:left="3600" w:hanging="360"/>
-      </w:pPr>
-      <w:rPr>
-        <w:rFonts w:ascii="Courier New" w:hAnsi="Courier New" w:cs="Courier New" w:hint="default"/>
-      </w:rPr>
-    </w:lvl>
-    <w:lvl w:ilvl="5">
-      <w:numFmt w:val="bullet"/>
-      <w:lvlText w:val=""/>
-      <w:lvlJc w:val="left"/>
-      <w:pPr>
-        <w:ind w:left="4320" w:hanging="360"/>
-      </w:pPr>
-      <w:rPr>
-        <w:rFonts w:ascii="Wingdings" w:hAnsi="Wingdings" w:cs="Wingdings" w:hint="default"/>
-      </w:rPr>
-    </w:lvl>
-    <w:lvl w:ilvl="6">
-      <w:numFmt w:val="bullet"/>
-      <w:lvlText w:val=""/>
-      <w:lvlJc w:val="left"/>
-      <w:pPr>
-        <w:ind w:left="5040" w:hanging="360"/>
-      </w:pPr>
-      <w:rPr>
-        <w:rFonts w:ascii="Symbol" w:hAnsi="Symbol" w:cs="Symbol" w:hint="default"/>
-      </w:rPr>
-    </w:lvl>
-    <w:lvl w:ilvl="7">
-      <w:numFmt w:val="bullet"/>
-      <w:lvlText w:val="o"/>
-      <w:lvlJc w:val="left"/>
-      <w:pPr>
-        <w:ind w:left="5760" w:hanging="360"/>
-      </w:pPr>
-      <w:rPr>
-        <w:rFonts w:ascii="Courier New" w:hAnsi="Courier New" w:cs="Courier New" w:hint="default"/>
-      </w:rPr>
-    </w:lvl>
-    <w:lvl w:ilvl="8">
-      <w:numFmt w:val="bullet"/>
-      <w:lvlText w:val=""/>
-      <w:lvlJc w:val="left"/>
-      <w:pPr>
-        <w:ind w:left="6480" w:hanging="360"/>
-      </w:pPr>
-      <w:rPr>
-        <w:rFonts w:ascii="Wingdings" w:hAnsi="Wingdings" w:cs="Wingdings" w:hint="default"/>
-      </w:rPr>
-    </w:lvl>
-  </w:abstractNum>
   <w:num w:numId="1000">
     <w:abstractNumId w:val="990"/>
   </w:num>
   <w:num w:numId="1001">
+    <w:abstractNumId w:val="991"/>
+  </w:num>
+  <w:num w:numId="1002">
+    <w:abstractNumId w:val="991"/>
+  </w:num>
+  <w:num w:numId="1003">
+    <w:abstractNumId w:val="991"/>
+  </w:num>
+  <w:num w:numId="1004">
     <w:abstractNumId w:val="99411"/>
     <w:lvlOverride w:ilvl="0">
       <w:startOverride w:val="1"/>
@@ -1588,101 +1044,56 @@
       <w:startOverride w:val="1"/>
     </w:lvlOverride>
   </w:num>
-  <w:num w:numId="1002">
-    <w:abstractNumId w:val="99412"/>
-    <w:lvlOverride w:ilvl="0">
-      <w:startOverride w:val="2"/>
-    </w:lvlOverride>
-    <w:lvlOverride w:ilvl="1">
-      <w:startOverride w:val="2"/>
-    </w:lvlOverride>
-    <w:lvlOverride w:ilvl="2">
-      <w:startOverride w:val="2"/>
-    </w:lvlOverride>
-    <w:lvlOverride w:ilvl="3">
-      <w:startOverride w:val="2"/>
-    </w:lvlOverride>
-    <w:lvlOverride w:ilvl="4">
-      <w:startOverride w:val="2"/>
-    </w:lvlOverride>
-    <w:lvlOverride w:ilvl="5">
-      <w:startOverride w:val="2"/>
-    </w:lvlOverride>
-    <w:lvlOverride w:ilvl="6">
-      <w:startOverride w:val="2"/>
-    </w:lvlOverride>
-    <w:lvlOverride w:ilvl="7">
-      <w:startOverride w:val="2"/>
-    </w:lvlOverride>
-    <w:lvlOverride w:ilvl="8">
-      <w:startOverride w:val="2"/>
-    </w:lvlOverride>
-  </w:num>
-  <w:num w:numId="1003">
-    <w:abstractNumId w:val="99413"/>
-    <w:lvlOverride w:ilvl="0">
-      <w:startOverride w:val="3"/>
-    </w:lvlOverride>
-    <w:lvlOverride w:ilvl="1">
-      <w:startOverride w:val="3"/>
-    </w:lvlOverride>
-    <w:lvlOverride w:ilvl="2">
-      <w:startOverride w:val="3"/>
-    </w:lvlOverride>
-    <w:lvlOverride w:ilvl="3">
-      <w:startOverride w:val="3"/>
-    </w:lvlOverride>
-    <w:lvlOverride w:ilvl="4">
-      <w:startOverride w:val="3"/>
-    </w:lvlOverride>
-    <w:lvlOverride w:ilvl="5">
-      <w:startOverride w:val="3"/>
-    </w:lvlOverride>
-    <w:lvlOverride w:ilvl="6">
-      <w:startOverride w:val="3"/>
-    </w:lvlOverride>
-    <w:lvlOverride w:ilvl="7">
-      <w:startOverride w:val="3"/>
-    </w:lvlOverride>
-    <w:lvlOverride w:ilvl="8">
-      <w:startOverride w:val="3"/>
-    </w:lvlOverride>
-  </w:num>
-  <w:num w:numId="1004">
-    <w:abstractNumId w:val="99414"/>
-    <w:lvlOverride w:ilvl="0">
-      <w:startOverride w:val="4"/>
-    </w:lvlOverride>
-    <w:lvlOverride w:ilvl="1">
-      <w:startOverride w:val="4"/>
-    </w:lvlOverride>
-    <w:lvlOverride w:ilvl="2">
-      <w:startOverride w:val="4"/>
-    </w:lvlOverride>
-    <w:lvlOverride w:ilvl="3">
-      <w:startOverride w:val="4"/>
-    </w:lvlOverride>
-    <w:lvlOverride w:ilvl="4">
-      <w:startOverride w:val="4"/>
-    </w:lvlOverride>
-    <w:lvlOverride w:ilvl="5">
-      <w:startOverride w:val="4"/>
-    </w:lvlOverride>
-    <w:lvlOverride w:ilvl="6">
-      <w:startOverride w:val="4"/>
-    </w:lvlOverride>
-    <w:lvlOverride w:ilvl="7">
-      <w:startOverride w:val="4"/>
-    </w:lvlOverride>
-    <w:lvlOverride w:ilvl="8">
-      <w:startOverride w:val="4"/>
-    </w:lvlOverride>
-  </w:num>
   <w:num w:numId="1005">
     <w:abstractNumId w:val="991"/>
   </w:num>
   <w:num w:numId="1006">
     <w:abstractNumId w:val="991"/>
+  </w:num>
+  <w:num w:numId="1007">
+    <w:abstractNumId w:val="991"/>
+  </w:num>
+  <w:num w:numId="1008">
+    <w:abstractNumId w:val="991"/>
+  </w:num>
+  <w:num w:numId="1009">
+    <w:abstractNumId w:val="991"/>
+  </w:num>
+  <w:num w:numId="1010">
+    <w:abstractNumId w:val="991"/>
+  </w:num>
+  <w:num w:numId="1011">
+    <w:abstractNumId w:val="991"/>
+  </w:num>
+  <w:num w:numId="1012">
+    <w:abstractNumId w:val="99411"/>
+    <w:lvlOverride w:ilvl="0">
+      <w:startOverride w:val="1"/>
+    </w:lvlOverride>
+    <w:lvlOverride w:ilvl="1">
+      <w:startOverride w:val="1"/>
+    </w:lvlOverride>
+    <w:lvlOverride w:ilvl="2">
+      <w:startOverride w:val="1"/>
+    </w:lvlOverride>
+    <w:lvlOverride w:ilvl="3">
+      <w:startOverride w:val="1"/>
+    </w:lvlOverride>
+    <w:lvlOverride w:ilvl="4">
+      <w:startOverride w:val="1"/>
+    </w:lvlOverride>
+    <w:lvlOverride w:ilvl="5">
+      <w:startOverride w:val="1"/>
+    </w:lvlOverride>
+    <w:lvlOverride w:ilvl="6">
+      <w:startOverride w:val="1"/>
+    </w:lvlOverride>
+    <w:lvlOverride w:ilvl="7">
+      <w:startOverride w:val="1"/>
+    </w:lvlOverride>
+    <w:lvlOverride w:ilvl="8">
+      <w:startOverride w:val="1"/>
+    </w:lvlOverride>
   </w:num>
 </w:numbering>
 </file>
